--- a/CÔNG TY TNHH XNK THỰC PHẨM SONG DƯƠNG/SongDuong_ThayDoiThanhVien/SongDuong_MauSo6.docx
+++ b/CÔNG TY TNHH XNK THỰC PHẨM SONG DƯƠNG/SongDuong_ThayDoiThanhVien/SongDuong_MauSo6.docx
@@ -1499,61 +1499,16 @@
                 <w:szCs w:val="22"/>
               </w:rPr>
               <w:br/>
-            </w:r>
-            <w:proofErr w:type="gramStart"/>
+              <w:t>038092030361</w:t>
+            </w:r>
             <w:r>
               <w:rPr>
                 <w:rFonts w:ascii="Times New Roman" w:eastAsia="Arial" w:hAnsi="Times New Roman" w:cs="Times New Roman"/>
                 <w:sz w:val="22"/>
                 <w:szCs w:val="22"/>
               </w:rPr>
-              <w:t>038092030361</w:t>
-            </w:r>
-            <w:r>
-              <w:rPr>
-                <w:rFonts w:ascii="Times New Roman" w:eastAsia="Arial" w:hAnsi="Times New Roman" w:cs="Times New Roman"/>
-                <w:sz w:val="22"/>
-                <w:szCs w:val="22"/>
-              </w:rPr>
-              <w:t>;Ngày</w:t>
-            </w:r>
-            <w:proofErr w:type="gramEnd"/>
-            <w:r>
-              <w:rPr>
-                <w:rFonts w:ascii="Times New Roman" w:eastAsia="Arial" w:hAnsi="Times New Roman" w:cs="Times New Roman"/>
-                <w:sz w:val="22"/>
-                <w:szCs w:val="22"/>
-              </w:rPr>
-              <w:t xml:space="preserve"> cấp: 13/01/</w:t>
-            </w:r>
-            <w:proofErr w:type="gramStart"/>
-            <w:r>
-              <w:rPr>
-                <w:rFonts w:ascii="Times New Roman" w:eastAsia="Arial" w:hAnsi="Times New Roman" w:cs="Times New Roman"/>
-                <w:sz w:val="22"/>
-                <w:szCs w:val="22"/>
-              </w:rPr>
-              <w:t>2022;Nơi</w:t>
-            </w:r>
-            <w:proofErr w:type="gramEnd"/>
-            <w:r>
-              <w:rPr>
-                <w:rFonts w:ascii="Times New Roman" w:eastAsia="Arial" w:hAnsi="Times New Roman" w:cs="Times New Roman"/>
-                <w:sz w:val="22"/>
-                <w:szCs w:val="22"/>
-              </w:rPr>
-              <w:t xml:space="preserve"> cấp: Bộ Công </w:t>
-            </w:r>
-            <w:proofErr w:type="gramStart"/>
-            <w:r>
-              <w:rPr>
-                <w:rFonts w:ascii="Times New Roman" w:eastAsia="Arial" w:hAnsi="Times New Roman" w:cs="Times New Roman"/>
-                <w:sz w:val="22"/>
-                <w:szCs w:val="22"/>
-              </w:rPr>
-              <w:t>An</w:t>
-            </w:r>
-            <w:proofErr w:type="gramEnd"/>
+              <w:t>;Ngày cấp: 13/01/2022;Nơi cấp: Bộ Công An</w:t>
+            </w:r>
           </w:p>
         </w:tc>
         <w:tc>
@@ -1974,15 +1929,15 @@
                 <w:szCs w:val="22"/>
               </w:rPr>
               <w:br/>
-            </w:r>
-            <w:proofErr w:type="gramStart"/>
+              <w:t>038094009750</w:t>
+            </w:r>
             <w:r>
               <w:rPr>
                 <w:rFonts w:ascii="Times New Roman" w:eastAsia="Arial" w:hAnsi="Times New Roman" w:cs="Times New Roman"/>
                 <w:sz w:val="22"/>
                 <w:szCs w:val="22"/>
               </w:rPr>
-              <w:t>038094009750</w:t>
+              <w:t xml:space="preserve">;Ngày cấp: </w:t>
             </w:r>
             <w:r>
               <w:rPr>
@@ -1990,16 +1945,15 @@
                 <w:sz w:val="22"/>
                 <w:szCs w:val="22"/>
               </w:rPr>
-              <w:t>;Ngày</w:t>
-            </w:r>
-            <w:proofErr w:type="gramEnd"/>
+              <w:t>21</w:t>
+            </w:r>
             <w:r>
               <w:rPr>
                 <w:rFonts w:ascii="Times New Roman" w:eastAsia="Arial" w:hAnsi="Times New Roman" w:cs="Times New Roman"/>
                 <w:sz w:val="22"/>
                 <w:szCs w:val="22"/>
               </w:rPr>
-              <w:t xml:space="preserve"> cấp: </w:t>
+              <w:t>/</w:t>
             </w:r>
             <w:r>
               <w:rPr>
@@ -2007,7 +1961,7 @@
                 <w:sz w:val="22"/>
                 <w:szCs w:val="22"/>
               </w:rPr>
-              <w:t>21</w:t>
+              <w:t>06</w:t>
             </w:r>
             <w:r>
               <w:rPr>
@@ -2015,7 +1969,7 @@
                 <w:sz w:val="22"/>
                 <w:szCs w:val="22"/>
               </w:rPr>
-              <w:t>/</w:t>
+              <w:t>/202</w:t>
             </w:r>
             <w:r>
               <w:rPr>
@@ -2023,7 +1977,7 @@
                 <w:sz w:val="22"/>
                 <w:szCs w:val="22"/>
               </w:rPr>
-              <w:t>06</w:t>
+              <w:t>3</w:t>
             </w:r>
             <w:r>
               <w:rPr>
@@ -2031,52 +1985,8 @@
                 <w:sz w:val="22"/>
                 <w:szCs w:val="22"/>
               </w:rPr>
-              <w:t>/</w:t>
-            </w:r>
-            <w:proofErr w:type="gramStart"/>
-            <w:r>
-              <w:rPr>
-                <w:rFonts w:ascii="Times New Roman" w:eastAsia="Arial" w:hAnsi="Times New Roman" w:cs="Times New Roman"/>
-                <w:sz w:val="22"/>
-                <w:szCs w:val="22"/>
-              </w:rPr>
-              <w:t>202</w:t>
-            </w:r>
-            <w:r>
-              <w:rPr>
-                <w:rFonts w:ascii="Times New Roman" w:eastAsia="Arial" w:hAnsi="Times New Roman" w:cs="Times New Roman"/>
-                <w:sz w:val="22"/>
-                <w:szCs w:val="22"/>
-              </w:rPr>
-              <w:t>3</w:t>
-            </w:r>
-            <w:r>
-              <w:rPr>
-                <w:rFonts w:ascii="Times New Roman" w:eastAsia="Arial" w:hAnsi="Times New Roman" w:cs="Times New Roman"/>
-                <w:sz w:val="22"/>
-                <w:szCs w:val="22"/>
-              </w:rPr>
-              <w:t>;Nơi</w:t>
-            </w:r>
-            <w:proofErr w:type="gramEnd"/>
-            <w:r>
-              <w:rPr>
-                <w:rFonts w:ascii="Times New Roman" w:eastAsia="Arial" w:hAnsi="Times New Roman" w:cs="Times New Roman"/>
-                <w:sz w:val="22"/>
-                <w:szCs w:val="22"/>
-              </w:rPr>
-              <w:t xml:space="preserve"> cấp: Bộ Công </w:t>
-            </w:r>
-            <w:proofErr w:type="gramStart"/>
-            <w:r>
-              <w:rPr>
-                <w:rFonts w:ascii="Times New Roman" w:eastAsia="Arial" w:hAnsi="Times New Roman" w:cs="Times New Roman"/>
-                <w:sz w:val="22"/>
-                <w:szCs w:val="22"/>
-              </w:rPr>
-              <w:t>An</w:t>
-            </w:r>
-            <w:proofErr w:type="gramEnd"/>
+              <w:t>;Nơi cấp: Bộ Công An</w:t>
+            </w:r>
           </w:p>
         </w:tc>
         <w:tc>
@@ -2151,25 +2061,7 @@
                 <w:sz w:val="22"/>
                 <w:szCs w:val="22"/>
               </w:rPr>
-              <w:t xml:space="preserve">9e/1l Khu Phố Đồng </w:t>
-            </w:r>
-            <w:proofErr w:type="gramStart"/>
-            <w:r>
-              <w:rPr>
-                <w:rFonts w:ascii="Times New Roman" w:eastAsia="Arial" w:hAnsi="Times New Roman" w:cs="Times New Roman"/>
-                <w:sz w:val="22"/>
-                <w:szCs w:val="22"/>
-              </w:rPr>
-              <w:t>An</w:t>
-            </w:r>
-            <w:proofErr w:type="gramEnd"/>
-            <w:r>
-              <w:rPr>
-                <w:rFonts w:ascii="Times New Roman" w:eastAsia="Arial" w:hAnsi="Times New Roman" w:cs="Times New Roman"/>
-                <w:sz w:val="22"/>
-                <w:szCs w:val="22"/>
-              </w:rPr>
-              <w:t xml:space="preserve"> 2, Phường Bình Hòa, Thành phố Hồ Chí Minh</w:t>
+              <w:t>9e/1l Khu Phố Đồng An 2, Phường Bình Hòa, Thành phố Hồ Chí Minh</w:t>
             </w:r>
           </w:p>
         </w:tc>
@@ -2514,15 +2406,15 @@
                 <w:szCs w:val="22"/>
               </w:rPr>
               <w:br/>
-            </w:r>
-            <w:proofErr w:type="gramStart"/>
+              <w:t>038085027922</w:t>
+            </w:r>
             <w:r>
               <w:rPr>
                 <w:rFonts w:ascii="Times New Roman" w:eastAsia="Arial" w:hAnsi="Times New Roman" w:cs="Times New Roman"/>
                 <w:sz w:val="22"/>
                 <w:szCs w:val="22"/>
               </w:rPr>
-              <w:t>038085027922</w:t>
+              <w:t>;Ngày cấp: 09/10/2025</w:t>
             </w:r>
             <w:r>
               <w:rPr>
@@ -2530,25 +2422,23 @@
                 <w:sz w:val="22"/>
                 <w:szCs w:val="22"/>
               </w:rPr>
-              <w:t>;Ngày</w:t>
-            </w:r>
-            <w:proofErr w:type="gramEnd"/>
+              <w:t xml:space="preserve">;Nơi cấp: Bộ </w:t>
+            </w:r>
             <w:r>
               <w:rPr>
                 <w:rFonts w:ascii="Times New Roman" w:eastAsia="Arial" w:hAnsi="Times New Roman" w:cs="Times New Roman"/>
                 <w:sz w:val="22"/>
                 <w:szCs w:val="22"/>
               </w:rPr>
-              <w:t xml:space="preserve"> cấp: 09/10/</w:t>
-            </w:r>
-            <w:proofErr w:type="gramStart"/>
+              <w:t>C</w:t>
+            </w:r>
             <w:r>
               <w:rPr>
                 <w:rFonts w:ascii="Times New Roman" w:eastAsia="Arial" w:hAnsi="Times New Roman" w:cs="Times New Roman"/>
                 <w:sz w:val="22"/>
                 <w:szCs w:val="22"/>
               </w:rPr>
-              <w:t>2025</w:t>
+              <w:t xml:space="preserve">ông </w:t>
             </w:r>
             <w:r>
               <w:rPr>
@@ -2556,51 +2446,16 @@
                 <w:sz w:val="22"/>
                 <w:szCs w:val="22"/>
               </w:rPr>
-              <w:t>;Nơi</w:t>
-            </w:r>
-            <w:proofErr w:type="gramEnd"/>
+              <w:t>A</w:t>
+            </w:r>
             <w:r>
               <w:rPr>
                 <w:rFonts w:ascii="Times New Roman" w:eastAsia="Arial" w:hAnsi="Times New Roman" w:cs="Times New Roman"/>
                 <w:sz w:val="22"/>
                 <w:szCs w:val="22"/>
               </w:rPr>
-              <w:t xml:space="preserve"> cấp: Bộ </w:t>
-            </w:r>
-            <w:r>
-              <w:rPr>
-                <w:rFonts w:ascii="Times New Roman" w:eastAsia="Arial" w:hAnsi="Times New Roman" w:cs="Times New Roman"/>
-                <w:sz w:val="22"/>
-                <w:szCs w:val="22"/>
-              </w:rPr>
-              <w:t>C</w:t>
-            </w:r>
-            <w:r>
-              <w:rPr>
-                <w:rFonts w:ascii="Times New Roman" w:eastAsia="Arial" w:hAnsi="Times New Roman" w:cs="Times New Roman"/>
-                <w:sz w:val="22"/>
-                <w:szCs w:val="22"/>
-              </w:rPr>
-              <w:t xml:space="preserve">ông </w:t>
-            </w:r>
-            <w:proofErr w:type="gramStart"/>
-            <w:r>
-              <w:rPr>
-                <w:rFonts w:ascii="Times New Roman" w:eastAsia="Arial" w:hAnsi="Times New Roman" w:cs="Times New Roman"/>
-                <w:sz w:val="22"/>
-                <w:szCs w:val="22"/>
-              </w:rPr>
-              <w:t>A</w:t>
-            </w:r>
-            <w:r>
-              <w:rPr>
-                <w:rFonts w:ascii="Times New Roman" w:eastAsia="Arial" w:hAnsi="Times New Roman" w:cs="Times New Roman"/>
-                <w:sz w:val="22"/>
-                <w:szCs w:val="22"/>
-              </w:rPr>
               <w:t>n</w:t>
             </w:r>
-            <w:proofErr w:type="gramEnd"/>
           </w:p>
         </w:tc>
         <w:tc>
@@ -5477,7 +5332,21 @@
                 <w:rFonts w:ascii="Arial" w:eastAsia="Arial" w:hAnsi="Arial"/>
                 <w:sz w:val="20"/>
               </w:rPr>
-              <w:t>Thành phố Hồ Chí Minh, ngày 01 tháng 08 năm 2026</w:t>
+              <w:t>Thành phố Hồ Chí Minh, ngày 0</w:t>
+            </w:r>
+            <w:r>
+              <w:rPr>
+                <w:rFonts w:ascii="Arial" w:eastAsia="Arial" w:hAnsi="Arial"/>
+                <w:sz w:val="20"/>
+              </w:rPr>
+              <w:t>3</w:t>
+            </w:r>
+            <w:r>
+              <w:rPr>
+                <w:rFonts w:ascii="Arial" w:eastAsia="Arial" w:hAnsi="Arial"/>
+                <w:sz w:val="20"/>
+              </w:rPr>
+              <w:t xml:space="preserve"> tháng 08 năm 2026</w:t>
             </w:r>
           </w:p>
           <w:p>
@@ -6698,6 +6567,7 @@
   <w:style w:type="character" w:default="1" w:styleId="DefaultParagraphFont">
     <w:name w:val="Default Paragraph Font"/>
     <w:uiPriority w:val="1"/>
+    <w:semiHidden/>
     <w:unhideWhenUsed/>
   </w:style>
   <w:style w:type="table" w:default="1" w:styleId="TableNormal">
